--- a/docs/word/README.docx
+++ b/docs/word/README.docx
@@ -522,7 +522,7 @@
     </w:p>
     <w:p>
       <w:r>
-        <w:t>Status report, Registration Settings</w:t>
+        <w:t>Override, Registration Status report, Module Registrations report, Sign Registration Forms, Registration Settings</w:t>
       </w:r>
     </w:p>
     <w:p>

--- a/docs/word/README.docx
+++ b/docs/word/README.docx
@@ -522,7 +522,7 @@
     </w:p>
     <w:p>
       <w:r>
-        <w:t>Override, Registration Status report, Module Registrations report, Sign Registration Forms, Registration Settings</w:t>
+        <w:t>Override, Registration Status report, Academic Exclusions report, Module Registrations report, Sign Registration Forms, Registration Settings</w:t>
       </w:r>
     </w:p>
     <w:p>
